--- a/livrables/lecons/placement-financier/2026-06-20_lecon-placement-financier_02_rendement-risque-diversification.docx
+++ b/livrables/lecons/placement-financier/2026-06-20_lecon-placement-financier_02_rendement-risque-diversification.docx
@@ -2898,6 +2898,17 @@
         </w:rPr>
         <w:t xml:space="preserve">Tu approfondiras le comportement de chaque grande famille d'actifs selon l'horizon de placement, leurs caractéristiques propres (liquidité, rendement, risque, fiscalité de base) et tu apprendras à reconnaître dans quelle « case » se situent les produits que tu rencontreras.</w:t>
       </w:r>
+      <w:r>
+        <w:rPr>
+          <w:rFonts w:ascii="Times New Roman" w:cs="Times New Roman" w:eastAsia="Times New Roman" w:hAnsi="Times New Roman"/>
+          <w:i/>
+          <w:iCs/>
+          <w:color w:val="6B7280"/>
+          <w:sz w:val="20"/>
+          <w:szCs w:val="20"/>
+        </w:rPr>
+        <w:t xml:space="preserve"> Thèmes annoncés : classes d'actifs, monétaire et livrets, obligations, actions, immobilier, horizon de placement, liquidité, fiscalité de base. [Ajouté le 26/09/2026 : cette ligne nomme, dans les termes de cette section même, ce que la leçon suivante devra traiter ou déclarer non traité. Elle est la condition du contrôle de continuité ajouté ce jour au prompt : sans elle, la leçon suivante ne peut pas être contrôlée sur ce qu'on lui a promis — c'est ce qui est arrivé entre la n°15 et la n°16.]</w:t>
+      </w:r>
     </w:p>
     <w:p>
       <w:pPr>

--- a/livrables/lecons/placement-financier/2026-06-20_lecon-placement-financier_02_rendement-risque-diversification.docx
+++ b/livrables/lecons/placement-financier/2026-06-20_lecon-placement-financier_02_rendement-risque-diversification.docx
@@ -2698,7 +2698,7 @@
           <w:sz w:val="22"/>
           <w:szCs w:val="22"/>
         </w:rPr>
-        <w:t xml:space="preserve"> — Vidéo pédagogique officielle du régulateur français</w:t>
+        <w:t xml:space="preserve"> — la vidéo dédiée n'existe plus — adresse testée le 26/09/2026, HTTP 404 ; le lien mène désormais à l'espace épargnants de l'AMF, vérifié 200 le même jour. Sur la diversification elle-même, la page du couple rendement/risque listée ci-dessus écrit : « La meilleure manière est d'avoir un portefeuille diversifié. Ceci abaissera le niveau de risque et sans doute aussi le rendement moyen espéré » (rouverte le 26/09/2026)</w:t>
       </w:r>
     </w:p>
     <w:p>
@@ -2933,6 +2933,47 @@
           <w:szCs w:val="18"/>
         </w:rPr>
         <w:t xml:space="preserve">Éducation financière générale — sans conseil personnalisé — risque de perte en capital</w:t>
+      </w:r>
+    </w:p>
+    <w:p>
+      <w:pPr>
+        <w:spacing w:after="120" w:before="360" w:line="276"/>
+      </w:pPr>
+      <w:r>
+        <w:rPr>
+          <w:rFonts w:ascii="Times New Roman" w:cs="Times New Roman" w:eastAsia="Times New Roman" w:hAnsi="Times New Roman"/>
+          <w:b/>
+          <w:bCs/>
+          <w:color w:val="1F2937"/>
+          <w:sz w:val="22"/>
+          <w:szCs w:val="22"/>
+        </w:rPr>
+        <w:t xml:space="preserve">📝 Journal des corrections — 25 septembre 2026</w:t>
+      </w:r>
+    </w:p>
+    <w:p>
+      <w:pPr>
+        <w:spacing w:after="60" w:before="60" w:line="276"/>
+      </w:pPr>
+      <w:r>
+        <w:rPr>
+          <w:rFonts w:ascii="Times New Roman" w:cs="Times New Roman" w:eastAsia="Times New Roman" w:hAnsi="Times New Roman"/>
+          <w:b/>
+          <w:bCs/>
+          <w:color w:val="1F2937"/>
+          <w:sz w:val="22"/>
+          <w:szCs w:val="22"/>
+        </w:rPr>
+        <w:t xml:space="preserve">Un lien mort qui se donnait pour vivant.</w:t>
+      </w:r>
+      <w:r>
+        <w:rPr>
+          <w:rFonts w:ascii="Times New Roman" w:cs="Times New Roman" w:eastAsia="Times New Roman" w:hAnsi="Times New Roman"/>
+          <w:color w:val="1F2937"/>
+          <w:sz w:val="22"/>
+          <w:szCs w:val="22"/>
+        </w:rPr>
+        <w:t xml:space="preserve"> La ressource « Comprendre la diversification — AMF (vidéo) » pointait vers une adresse de l'ancien site de l'AMF (Epargne-Info-Service/Videos-et-outils/…), testée le 26/09/2026 : HTTP 404. La vidéo dédiée n'existe plus et aucune page AMF sur la diversification n'a pu être vérifiée sans reconstruire une adresse de mémoire, ce que le garde-fou du parcours interdit. Le lien mène désormais à l'espace épargnants de l'AMF, vérifié 200 le même jour, et le libellé dit ce qui a disparu. Sur le fond, la phrase de La finance pour tous citée à sa place est, elle, sur la page listée : « La meilleure manière est d'avoir un portefeuille diversifié. »</w:t>
       </w:r>
     </w:p>
     <w:sectPr>
